--- a/docs/guides/word/Guide_chantiers.docx
+++ b/docs/guides/word/Guide_chantiers.docx
@@ -11,7 +11,7 @@
           <wp:inline distT="0" distB="0" distL="0" distR="0">
             <wp:extent cx="1428750" cy="476250"/>
             <wp:effectExtent t="0" r="0" b="0" l="0"/>
-            <wp:docPr id="3" name="" descr="" title=""/>
+            <wp:docPr id="4" name="" descr="" title=""/>
             <wp:cNvGraphicFramePr>
               <a:graphicFrameLocks xmlns:a="http://schemas.openxmlformats.org/drawingml/2006/main" noChangeAspect="1"/>
             </wp:cNvGraphicFramePr>
@@ -60,7 +60,7 @@
           <w:sz w:val="36"/>
           <w:szCs w:val="36"/>
         </w:rPr>
-        <w:t xml:space="preserve">Guide des chantiers</w:t>
+        <w:t xml:space="preserve">Guide BTP</w:t>
       </w:r>
     </w:p>
     <w:p>
@@ -210,7 +210,7 @@
           <w:sz w:val="20"/>
           <w:szCs w:val="20"/>
         </w:rPr>
-        <w:t xml:space="preserve">Deux sociétés, un seul compte : si votre compte est ouvert à EGUITRA GROUP SARLU et à MB AxisPro Consulting, choisissez la société de travail avec le sélecteur en haut de l'écran ; l'écran se recharge sur les données de cette société. Les comptabilités restent séparées. La direction et la finance disposent aussi de la vue « Groupe consolidé » qui réunit les deux.</w:t>
+        <w:t xml:space="preserve">Deux sociétés, un seul compte : si votre compte est ouvert à EGUITRA GROUP SARLU et à MB AxisPro, choisissez la société de travail avec le sélecteur en haut de l'écran ; l'écran se recharge sur les données de cette société. Les comptabilités restent séparées. La direction et la finance disposent aussi de la vue « Groupe consolidé » qui réunit les deux.</w:t>
       </w:r>
     </w:p>
     <w:p>
@@ -754,7 +754,7 @@
         <w:sz w:val="16"/>
         <w:szCs w:val="16"/>
       </w:rPr>
-      <w:t xml:space="preserve">E-VOLUTION XP · Guide des chantiers · page </w:t>
+      <w:t xml:space="preserve">E-VOLUTION XP · Guide BTP · page </w:t>
     </w:r>
     <w:r>
       <w:rPr>

--- a/docs/guides/word/Guide_chantiers.docx
+++ b/docs/guides/word/Guide_chantiers.docx
@@ -11,7 +11,7 @@
           <wp:inline distT="0" distB="0" distL="0" distR="0">
             <wp:extent cx="1428750" cy="476250"/>
             <wp:effectExtent t="0" r="0" b="0" l="0"/>
-            <wp:docPr id="4" name="" descr="" title=""/>
+            <wp:docPr id="5" name="" descr="" title=""/>
             <wp:cNvGraphicFramePr>
               <a:graphicFrameLocks xmlns:a="http://schemas.openxmlformats.org/drawingml/2006/main" noChangeAspect="1"/>
             </wp:cNvGraphicFramePr>
@@ -210,7 +210,7 @@
           <w:sz w:val="20"/>
           <w:szCs w:val="20"/>
         </w:rPr>
-        <w:t xml:space="preserve">Deux sociétés, un seul compte : si votre compte est ouvert à EGUITRA GROUP SARLU et à MB AxisPro, choisissez la société de travail avec le sélecteur en haut de l'écran ; l'écran se recharge sur les données de cette société. Les comptabilités restent séparées. La direction et la finance disposent aussi de la vue « Groupe consolidé » qui réunit les deux.</w:t>
+        <w:t xml:space="preserve">Deux sociétés, un seul compte : si votre compte est ouvert à EGUITRA GROUP SARLU et à MB AxisPro Consulting, choisissez la société de travail avec le sélecteur en haut de l'écran ; l'écran se recharge sur les données de cette société. Les comptabilités restent séparées. La direction et la finance disposent aussi de la vue « Groupe consolidé » qui réunit les deux.</w:t>
       </w:r>
     </w:p>
     <w:p>

--- a/docs/guides/word/Guide_chantiers.docx
+++ b/docs/guides/word/Guide_chantiers.docx
@@ -225,6 +225,214 @@
           <w:szCs w:val="20"/>
         </w:rPr>
         <w:t xml:space="preserve">Téléphone perdu ou changé : demander à l'administrateur de réinitialiser la double authentification. Mot de passe oublié : l'administrateur en remet un nouveau, provisoire. Les sessions expirent d'elles-mêmes au bout de quelques heures ; toutes les connexions sont journalisées.</w:t>
+      </w:r>
+    </w:p>
+    <w:p>
+      <w:pPr>
+        <w:keepNext/>
+        <w:pBdr>
+          <w:bottom w:val="single" w:color="1A9E9E" w:sz="6" w:space="2"/>
+        </w:pBdr>
+        <w:spacing w:after="100" w:before="280"/>
+      </w:pPr>
+      <w:r>
+        <w:rPr>
+          <w:rFonts w:ascii="Calibri" w:cs="Calibri" w:eastAsia="Calibri" w:hAnsi="Calibri"/>
+          <w:b/>
+          <w:bCs/>
+          <w:color w:val="1C1E6B"/>
+          <w:sz w:val="26"/>
+          <w:szCs w:val="26"/>
+        </w:rPr>
+        <w:t xml:space="preserve">Comptes internes : la discussion</w:t>
+      </w:r>
+    </w:p>
+    <w:p>
+      <w:pPr>
+        <w:spacing w:after="100"/>
+        <w:jc w:val="both"/>
+      </w:pPr>
+      <w:r>
+        <w:rPr>
+          <w:rFonts w:ascii="Calibri" w:cs="Calibri" w:eastAsia="Calibri" w:hAnsi="Calibri"/>
+          <w:sz w:val="20"/>
+          <w:szCs w:val="20"/>
+        </w:rPr>
+        <w:t xml:space="preserve">Pour échanger entre collègues sans quitter la plateforme (jamais avec les porteurs de projets, qui écrivent à leur consultant depuis le portail).</w:t>
+      </w:r>
+    </w:p>
+    <w:p>
+      <w:pPr>
+        <w:tabs>
+          <w:tab w:val="left" w:pos="360"/>
+        </w:tabs>
+        <w:spacing w:after="60"/>
+        <w:ind w:left="360" w:hanging="360"/>
+        <w:jc w:val="both"/>
+      </w:pPr>
+      <w:r>
+        <w:rPr>
+          <w:rFonts w:ascii="Calibri" w:cs="Calibri" w:eastAsia="Calibri" w:hAnsi="Calibri"/>
+          <w:b/>
+          <w:bCs/>
+          <w:color w:val="1A9E9E"/>
+          <w:sz w:val="20"/>
+          <w:szCs w:val="20"/>
+        </w:rPr>
+        <w:t xml:space="preserve">•	</w:t>
+      </w:r>
+      <w:r>
+        <w:rPr>
+          <w:rFonts w:ascii="Calibri" w:cs="Calibri" w:eastAsia="Calibri" w:hAnsi="Calibri"/>
+          <w:sz w:val="20"/>
+          <w:szCs w:val="20"/>
+        </w:rPr>
+        <w:t xml:space="preserve">L'icône à bulles, en haut de l'écran, ouvre le panneau de discussion ; le chiffre sur l'icône compte les messages non lus. « Pleine page » ouvre la même discussion en grand.</w:t>
+      </w:r>
+    </w:p>
+    <w:p>
+      <w:pPr>
+        <w:tabs>
+          <w:tab w:val="left" w:pos="360"/>
+        </w:tabs>
+        <w:spacing w:after="60"/>
+        <w:ind w:left="360" w:hanging="360"/>
+        <w:jc w:val="both"/>
+      </w:pPr>
+      <w:r>
+        <w:rPr>
+          <w:rFonts w:ascii="Calibri" w:cs="Calibri" w:eastAsia="Calibri" w:hAnsi="Calibri"/>
+          <w:b/>
+          <w:bCs/>
+          <w:color w:val="1A9E9E"/>
+          <w:sz w:val="20"/>
+          <w:szCs w:val="20"/>
+        </w:rPr>
+        <w:t xml:space="preserve">•	</w:t>
+      </w:r>
+      <w:r>
+        <w:rPr>
+          <w:rFonts w:ascii="Calibri" w:cs="Calibri" w:eastAsia="Calibri" w:hAnsi="Calibri"/>
+          <w:sz w:val="20"/>
+          <w:szCs w:val="20"/>
+        </w:rPr>
+        <w:t xml:space="preserve">« Nouvelle » : « À deux » (choisir un collègue) ou « Groupe » (un nom, des collègues). Seuls les collègues qui partagent au moins une société avec vous sont proposés. Le créateur d'un groupe en est le responsable : lui seul y ajoute ou en retire des membres ; chacun peut le quitter.</w:t>
+      </w:r>
+    </w:p>
+    <w:p>
+      <w:pPr>
+        <w:tabs>
+          <w:tab w:val="left" w:pos="360"/>
+        </w:tabs>
+        <w:spacing w:after="60"/>
+        <w:ind w:left="360" w:hanging="360"/>
+        <w:jc w:val="both"/>
+      </w:pPr>
+      <w:r>
+        <w:rPr>
+          <w:rFonts w:ascii="Calibri" w:cs="Calibri" w:eastAsia="Calibri" w:hAnsi="Calibri"/>
+          <w:b/>
+          <w:bCs/>
+          <w:color w:val="1A9E9E"/>
+          <w:sz w:val="20"/>
+          <w:szCs w:val="20"/>
+        </w:rPr>
+        <w:t xml:space="preserve">•	</w:t>
+      </w:r>
+      <w:r>
+        <w:rPr>
+          <w:rFonts w:ascii="Calibri" w:cs="Calibri" w:eastAsia="Calibri" w:hAnsi="Calibri"/>
+          <w:sz w:val="20"/>
+          <w:szCs w:val="20"/>
+        </w:rPr>
+        <w:t xml:space="preserve">Sur une fiche (dossier AxisPro, chantier, rotation, bien), le bouton « Discussion » ouvre la conversation de la fiche, ouverte à tous ceux qui peuvent lire la fiche.</w:t>
+      </w:r>
+    </w:p>
+    <w:p>
+      <w:pPr>
+        <w:tabs>
+          <w:tab w:val="left" w:pos="360"/>
+        </w:tabs>
+        <w:spacing w:after="60"/>
+        <w:ind w:left="360" w:hanging="360"/>
+        <w:jc w:val="both"/>
+      </w:pPr>
+      <w:r>
+        <w:rPr>
+          <w:rFonts w:ascii="Calibri" w:cs="Calibri" w:eastAsia="Calibri" w:hAnsi="Calibri"/>
+          <w:b/>
+          <w:bCs/>
+          <w:color w:val="1A9E9E"/>
+          <w:sz w:val="20"/>
+          <w:szCs w:val="20"/>
+        </w:rPr>
+        <w:t xml:space="preserve">•	</w:t>
+      </w:r>
+      <w:r>
+        <w:rPr>
+          <w:rFonts w:ascii="Calibri" w:cs="Calibri" w:eastAsia="Calibri" w:hAnsi="Calibri"/>
+          <w:sz w:val="20"/>
+          <w:szCs w:val="20"/>
+        </w:rPr>
+        <w:t xml:space="preserve">Écrire : Entrée envoie, Maj + Entrée passe à la ligne ; le trombone joint jusqu'à cinq fichiers (PDF, JPEG, PNG, Word .docx ou Excel .xlsx, 20 Mo chacun). « Répondre » cite un message ; « Retirer » efface pour tous un message que vous avez envoyé (« Message retiré » reste affiché).</w:t>
+      </w:r>
+    </w:p>
+    <w:p>
+      <w:pPr>
+        <w:tabs>
+          <w:tab w:val="left" w:pos="360"/>
+        </w:tabs>
+        <w:spacing w:after="60"/>
+        <w:ind w:left="360" w:hanging="360"/>
+        <w:jc w:val="both"/>
+      </w:pPr>
+      <w:r>
+        <w:rPr>
+          <w:rFonts w:ascii="Calibri" w:cs="Calibri" w:eastAsia="Calibri" w:hAnsi="Calibri"/>
+          <w:b/>
+          <w:bCs/>
+          <w:color w:val="1A9E9E"/>
+          <w:sz w:val="20"/>
+          <w:szCs w:val="20"/>
+        </w:rPr>
+        <w:t xml:space="preserve">•	</w:t>
+      </w:r>
+      <w:r>
+        <w:rPr>
+          <w:rFonts w:ascii="Calibri" w:cs="Calibri" w:eastAsia="Calibri" w:hAnsi="Calibri"/>
+          <w:sz w:val="20"/>
+          <w:szCs w:val="20"/>
+        </w:rPr>
+        <w:t xml:space="preserve">Les nouveaux messages arrivent d'eux-mêmes en quelques secondes. Ils ne vous gardent pas connecté : sans geste de votre part, la déconnexion après inactivité s'applique.</w:t>
+      </w:r>
+    </w:p>
+    <w:p>
+      <w:pPr>
+        <w:tabs>
+          <w:tab w:val="left" w:pos="360"/>
+        </w:tabs>
+        <w:spacing w:after="60"/>
+        <w:ind w:left="360" w:hanging="360"/>
+        <w:jc w:val="both"/>
+      </w:pPr>
+      <w:r>
+        <w:rPr>
+          <w:rFonts w:ascii="Calibri" w:cs="Calibri" w:eastAsia="Calibri" w:hAnsi="Calibri"/>
+          <w:b/>
+          <w:bCs/>
+          <w:color w:val="1A9E9E"/>
+          <w:sz w:val="20"/>
+          <w:szCs w:val="20"/>
+        </w:rPr>
+        <w:t xml:space="preserve">•	</w:t>
+      </w:r>
+      <w:r>
+        <w:rPr>
+          <w:rFonts w:ascii="Calibri" w:cs="Calibri" w:eastAsia="Calibri" w:hAnsi="Calibri"/>
+          <w:sz w:val="20"/>
+          <w:szCs w:val="20"/>
+        </w:rPr>
+        <w:t xml:space="preserve">Confidentialité : une conversation n'est lue que par ses membres, l'administration comprise.</w:t>
       </w:r>
     </w:p>
     <w:p>
